--- a/examples/autoencoder/doc/14_autoenc_lstm_ed.docx
+++ b/examples/autoencoder/doc/14_autoenc_lstm_ed.docx
@@ -45,6 +45,45 @@
       </w:pPr>
       <w:r>
         <w:rPr>
+          <w:rStyle w:val="FunctionTok"/>
+        </w:rPr>
+        <w:t xml:space="preserve">source</w:t>
+      </w:r>
+      <w:r>
+        <w:rPr>
+          <w:rStyle w:val="NormalTok"/>
+        </w:rPr>
+        <w:t xml:space="preserve">(</w:t>
+      </w:r>
+      <w:r>
+        <w:rPr>
+          <w:rStyle w:val="FunctionTok"/>
+        </w:rPr>
+        <w:t xml:space="preserve">url</w:t>
+      </w:r>
+      <w:r>
+        <w:rPr>
+          <w:rStyle w:val="NormalTok"/>
+        </w:rPr>
+        <w:t xml:space="preserve">(</w:t>
+      </w:r>
+      <w:r>
+        <w:rPr>
+          <w:rStyle w:val="StringTok"/>
+        </w:rPr>
+        <w:t xml:space="preserve">"https://raw.githubusercontent.com/cefet-rj-dal/daltoolboxdp/main/examples/seed.R"</w:t>
+      </w:r>
+      <w:r>
+        <w:rPr>
+          <w:rStyle w:val="NormalTok"/>
+        </w:rPr>
+        <w:t xml:space="preserve">))</w:t>
+      </w:r>
+      <w:r>
+        <w:br/>
+      </w:r>
+      <w:r>
+        <w:rPr>
           <w:rStyle w:val="CommentTok"/>
         </w:rPr>
         <w:t xml:space="preserve"># Installing example dependencies (if needed)</w:t>
@@ -389,6 +428,21 @@
       </w:r>
       <w:r>
         <w:rPr>
+          <w:rStyle w:val="FunctionTok"/>
+        </w:rPr>
+        <w:t xml:space="preserve">set_example_seed</w:t>
+      </w:r>
+      <w:r>
+        <w:rPr>
+          <w:rStyle w:val="NormalTok"/>
+        </w:rPr>
+        <w:t xml:space="preserve">()</w:t>
+      </w:r>
+      <w:r>
+        <w:br/>
+      </w:r>
+      <w:r>
+        <w:rPr>
           <w:rStyle w:val="NormalTok"/>
         </w:rPr>
         <w:t xml:space="preserve">preproc </w:t>
@@ -908,6 +962,21 @@
           <w:rStyle w:val="CommentTok"/>
         </w:rPr>
         <w:t xml:space="preserve"># Training the model</w:t>
+      </w:r>
+      <w:r>
+        <w:br/>
+      </w:r>
+      <w:r>
+        <w:rPr>
+          <w:rStyle w:val="FunctionTok"/>
+        </w:rPr>
+        <w:t xml:space="preserve">set_example_seed</w:t>
+      </w:r>
+      <w:r>
+        <w:rPr>
+          <w:rStyle w:val="NormalTok"/>
+        </w:rPr>
+        <w:t xml:space="preserve">()</w:t>
       </w:r>
       <w:r>
         <w:br/>
@@ -1680,7 +1749,7 @@
               <a:graphicData uri="http://schemas.openxmlformats.org/drawingml/2006/picture">
                 <pic:pic>
                   <pic:nvPicPr>
-                    <pic:cNvPr descr="/home/gpca/daltoolboxdp/examples/autoencoder/doc/14_autoenc_lstm_ed_files/d34562416f9ac64cfb3d631af1877eac1c90b1a7.png" id="11" name="Picture"/>
+                    <pic:cNvPr descr="/home/gpca/daltoolboxdp/examples/autoencoder/doc/14_autoenc_lstm_ed_files/4c9d1612fecf0de6b12fa22fc0bfe9681410c255.png" id="11" name="Picture"/>
                     <pic:cNvPicPr>
                       <a:picLocks noChangeArrowheads="1" noChangeAspect="1"/>
                     </pic:cNvPicPr>
@@ -1904,52 +1973,52 @@
         <w:rPr>
           <w:rStyle w:val="VerbatimChar"/>
         </w:rPr>
-        <w:t xml:space="preserve">## [1,] 0.8040059 0.9103663 0.9085211 0.8938085 0.8827338</w:t>
-      </w:r>
-      <w:r>
-        <w:br/>
-      </w:r>
-      <w:r>
-        <w:rPr>
-          <w:rStyle w:val="VerbatimChar"/>
-        </w:rPr>
-        <w:t xml:space="preserve">## [2,] 0.8382092 0.9515531 0.9487075 0.9324941 0.9207430</w:t>
-      </w:r>
-      <w:r>
-        <w:br/>
-      </w:r>
-      <w:r>
-        <w:rPr>
-          <w:rStyle w:val="VerbatimChar"/>
-        </w:rPr>
-        <w:t xml:space="preserve">## [3,] 0.8542729 0.9706618 0.9672009 0.9502169 0.9381310</w:t>
-      </w:r>
-      <w:r>
-        <w:br/>
-      </w:r>
-      <w:r>
-        <w:rPr>
-          <w:rStyle w:val="VerbatimChar"/>
-        </w:rPr>
-        <w:t xml:space="preserve">## [4,] 0.8543822 0.9702017 0.9664368 0.9494026 0.9373508</w:t>
-      </w:r>
-      <w:r>
-        <w:br/>
-      </w:r>
-      <w:r>
-        <w:rPr>
-          <w:rStyle w:val="VerbatimChar"/>
-        </w:rPr>
-        <w:t xml:space="preserve">## [5,] 0.8388515 0.9505527 0.9468001 0.9304248 0.9187636</w:t>
-      </w:r>
-      <w:r>
-        <w:br/>
-      </w:r>
-      <w:r>
-        <w:rPr>
-          <w:rStyle w:val="VerbatimChar"/>
-        </w:rPr>
-        <w:t xml:space="preserve">## [6,] 0.8060559 0.9098929 0.9065513 0.8915296 0.8805629</w:t>
+        <w:t xml:space="preserve">## [1,] 0.8020369 0.8732355 0.8866003 0.8934108 0.8966115</w:t>
+      </w:r>
+      <w:r>
+        <w:br/>
+      </w:r>
+      <w:r>
+        <w:rPr>
+          <w:rStyle w:val="VerbatimChar"/>
+        </w:rPr>
+        <w:t xml:space="preserve">## [2,] 0.8457412 0.9154114 0.9294263 0.9367943 0.9402944</w:t>
+      </w:r>
+      <w:r>
+        <w:br/>
+      </w:r>
+      <w:r>
+        <w:rPr>
+          <w:rStyle w:val="VerbatimChar"/>
+        </w:rPr>
+        <w:t xml:space="preserve">## [3,] 0.8684114 0.9372982 0.9516782 0.9593308 0.9629780</w:t>
+      </w:r>
+      <w:r>
+        <w:br/>
+      </w:r>
+      <w:r>
+        <w:rPr>
+          <w:rStyle w:val="VerbatimChar"/>
+        </w:rPr>
+        <w:t xml:space="preserve">## [4,] 0.8730984 0.9418222 0.9562809 0.9639927 0.9676696</w:t>
+      </w:r>
+      <w:r>
+        <w:br/>
+      </w:r>
+      <w:r>
+        <w:rPr>
+          <w:rStyle w:val="VerbatimChar"/>
+        </w:rPr>
+        <w:t xml:space="preserve">## [5,] 0.8602504 0.9294081 0.9436603 0.9512156 0.9548118</w:t>
+      </w:r>
+      <w:r>
+        <w:br/>
+      </w:r>
+      <w:r>
+        <w:rPr>
+          <w:rStyle w:val="VerbatimChar"/>
+        </w:rPr>
+        <w:t xml:space="preserve">## [6,] 0.8273532 0.8976525 0.9113972 0.9185417 0.9219207</w:t>
       </w:r>
     </w:p>
     <w:p>
@@ -2394,43 +2463,43 @@
         <w:rPr>
           <w:rStyle w:val="VerbatimChar"/>
         </w:rPr>
-        <w:t xml:space="preserve">## [1] "t4 R2 test: 0.353552305338186 MAPE: 0.176903235597001"</w:t>
-      </w:r>
-      <w:r>
-        <w:br/>
-      </w:r>
-      <w:r>
-        <w:rPr>
-          <w:rStyle w:val="VerbatimChar"/>
-        </w:rPr>
-        <w:t xml:space="preserve">## [1] "t3 R2 test: 0.9046898873966 MAPE: 0.0708696365648956"</w:t>
-      </w:r>
-      <w:r>
-        <w:br/>
-      </w:r>
-      <w:r>
-        <w:rPr>
-          <w:rStyle w:val="VerbatimChar"/>
-        </w:rPr>
-        <w:t xml:space="preserve">## [1] "t2 R2 test: 0.988419697570328 MAPE: 0.0285374904846622"</w:t>
-      </w:r>
-      <w:r>
-        <w:br/>
-      </w:r>
-      <w:r>
-        <w:rPr>
-          <w:rStyle w:val="VerbatimChar"/>
-        </w:rPr>
-        <w:t xml:space="preserve">## [1] "t1 R2 test: 0.931850891356267 MAPE: 0.14507371199229"</w:t>
-      </w:r>
-      <w:r>
-        <w:br/>
-      </w:r>
-      <w:r>
-        <w:rPr>
-          <w:rStyle w:val="VerbatimChar"/>
-        </w:rPr>
-        <w:t xml:space="preserve">## [1] "t0 R2 test: 0.857872041959809 MAPE: 0.338666710881192"</w:t>
+        <w:t xml:space="preserve">## [1] "t4 R2 test: 0.405757440553139 MAPE: 0.179024423267749"</w:t>
+      </w:r>
+      <w:r>
+        <w:br/>
+      </w:r>
+      <w:r>
+        <w:rPr>
+          <w:rStyle w:val="VerbatimChar"/>
+        </w:rPr>
+        <w:t xml:space="preserve">## [1] "t3 R2 test: 0.930811756892304 MAPE: 0.0718385680693624"</w:t>
+      </w:r>
+      <w:r>
+        <w:br/>
+      </w:r>
+      <w:r>
+        <w:rPr>
+          <w:rStyle w:val="VerbatimChar"/>
+        </w:rPr>
+        <w:t xml:space="preserve">## [1] "t2 R2 test: 0.975238746657783 MAPE: 0.0473822719008916"</w:t>
+      </w:r>
+      <w:r>
+        <w:br/>
+      </w:r>
+      <w:r>
+        <w:rPr>
+          <w:rStyle w:val="VerbatimChar"/>
+        </w:rPr>
+        <w:t xml:space="preserve">## [1] "t1 R2 test: 0.899126731940698 MAPE: 0.174430298840541"</w:t>
+      </w:r>
+      <w:r>
+        <w:br/>
+      </w:r>
+      <w:r>
+        <w:rPr>
+          <w:rStyle w:val="VerbatimChar"/>
+        </w:rPr>
+        <w:t xml:space="preserve">## [1] "t0 R2 test: 0.814744931528733 MAPE: 0.393381932389785"</w:t>
       </w:r>
     </w:p>
     <w:p>
@@ -2518,7 +2587,7 @@
         <w:rPr>
           <w:rStyle w:val="VerbatimChar"/>
         </w:rPr>
-        <w:t xml:space="preserve">## [1] "Means R2 test: 0.807276964724238 MAPE: 0.152010157104008"</w:t>
+        <w:t xml:space="preserve">## [1] "Means R2 test: 0.805135921514531 MAPE: 0.173211498893666"</w:t>
       </w:r>
     </w:p>
     <w:bookmarkStart w:id="12" w:name="method"/>

--- a/examples/autoencoder/doc/14_autoenc_lstm_ed.docx
+++ b/examples/autoencoder/doc/14_autoenc_lstm_ed.docx
@@ -1749,7 +1749,7 @@
               <a:graphicData uri="http://schemas.openxmlformats.org/drawingml/2006/picture">
                 <pic:pic>
                   <pic:nvPicPr>
-                    <pic:cNvPr descr="/home/gpca/daltoolboxdp/examples/autoencoder/doc/14_autoenc_lstm_ed_files/4c9d1612fecf0de6b12fa22fc0bfe9681410c255.png" id="11" name="Picture"/>
+                    <pic:cNvPr descr="C:\Git\dal\daltoolboxdp\examples\autoencoder\doc\14_autoenc_lstm_ed_files/22ec6e7a8f5352bb6adfe4c19ad46043e204aacf.png" id="11" name="Picture"/>
                     <pic:cNvPicPr>
                       <a:picLocks noChangeArrowheads="1" noChangeAspect="1"/>
                     </pic:cNvPicPr>
@@ -1973,52 +1973,52 @@
         <w:rPr>
           <w:rStyle w:val="VerbatimChar"/>
         </w:rPr>
-        <w:t xml:space="preserve">## [1,] 0.8020369 0.8732355 0.8866003 0.8934108 0.8966115</w:t>
-      </w:r>
-      <w:r>
-        <w:br/>
-      </w:r>
-      <w:r>
-        <w:rPr>
-          <w:rStyle w:val="VerbatimChar"/>
-        </w:rPr>
-        <w:t xml:space="preserve">## [2,] 0.8457412 0.9154114 0.9294263 0.9367943 0.9402944</w:t>
-      </w:r>
-      <w:r>
-        <w:br/>
-      </w:r>
-      <w:r>
-        <w:rPr>
-          <w:rStyle w:val="VerbatimChar"/>
-        </w:rPr>
-        <w:t xml:space="preserve">## [3,] 0.8684114 0.9372982 0.9516782 0.9593308 0.9629780</w:t>
-      </w:r>
-      <w:r>
-        <w:br/>
-      </w:r>
-      <w:r>
-        <w:rPr>
-          <w:rStyle w:val="VerbatimChar"/>
-        </w:rPr>
-        <w:t xml:space="preserve">## [4,] 0.8730984 0.9418222 0.9562809 0.9639927 0.9676696</w:t>
-      </w:r>
-      <w:r>
-        <w:br/>
-      </w:r>
-      <w:r>
-        <w:rPr>
-          <w:rStyle w:val="VerbatimChar"/>
-        </w:rPr>
-        <w:t xml:space="preserve">## [5,] 0.8602504 0.9294081 0.9436603 0.9512156 0.9548118</w:t>
-      </w:r>
-      <w:r>
-        <w:br/>
-      </w:r>
-      <w:r>
-        <w:rPr>
-          <w:rStyle w:val="VerbatimChar"/>
-        </w:rPr>
-        <w:t xml:space="preserve">## [6,] 0.8273532 0.8976525 0.9113972 0.9185417 0.9219207</w:t>
+        <w:t xml:space="preserve">## [1,] 0.8020369 0.8732356 0.8866001 0.8934109 0.8966113</w:t>
+      </w:r>
+      <w:r>
+        <w:br/>
+      </w:r>
+      <w:r>
+        <w:rPr>
+          <w:rStyle w:val="VerbatimChar"/>
+        </w:rPr>
+        <w:t xml:space="preserve">## [2,] 0.8457412 0.9154112 0.9294263 0.9367944 0.9402944</w:t>
+      </w:r>
+      <w:r>
+        <w:br/>
+      </w:r>
+      <w:r>
+        <w:rPr>
+          <w:rStyle w:val="VerbatimChar"/>
+        </w:rPr>
+        <w:t xml:space="preserve">## [3,] 0.8684114 0.9372982 0.9516782 0.9593308 0.9629779</w:t>
+      </w:r>
+      <w:r>
+        <w:br/>
+      </w:r>
+      <w:r>
+        <w:rPr>
+          <w:rStyle w:val="VerbatimChar"/>
+        </w:rPr>
+        <w:t xml:space="preserve">## [4,] 0.8730983 0.9418221 0.9562809 0.9639927 0.9676697</w:t>
+      </w:r>
+      <w:r>
+        <w:br/>
+      </w:r>
+      <w:r>
+        <w:rPr>
+          <w:rStyle w:val="VerbatimChar"/>
+        </w:rPr>
+        <w:t xml:space="preserve">## [5,] 0.8602504 0.9294081 0.9436601 0.9512156 0.9548118</w:t>
+      </w:r>
+      <w:r>
+        <w:br/>
+      </w:r>
+      <w:r>
+        <w:rPr>
+          <w:rStyle w:val="VerbatimChar"/>
+        </w:rPr>
+        <w:t xml:space="preserve">## [6,] 0.8273531 0.8976524 0.9113971 0.9185417 0.9219207</w:t>
       </w:r>
     </w:p>
     <w:p>
@@ -2463,43 +2463,43 @@
         <w:rPr>
           <w:rStyle w:val="VerbatimChar"/>
         </w:rPr>
-        <w:t xml:space="preserve">## [1] "t4 R2 test: 0.405757440553139 MAPE: 0.179024423267749"</w:t>
-      </w:r>
-      <w:r>
-        <w:br/>
-      </w:r>
-      <w:r>
-        <w:rPr>
-          <w:rStyle w:val="VerbatimChar"/>
-        </w:rPr>
-        <w:t xml:space="preserve">## [1] "t3 R2 test: 0.930811756892304 MAPE: 0.0718385680693624"</w:t>
-      </w:r>
-      <w:r>
-        <w:br/>
-      </w:r>
-      <w:r>
-        <w:rPr>
-          <w:rStyle w:val="VerbatimChar"/>
-        </w:rPr>
-        <w:t xml:space="preserve">## [1] "t2 R2 test: 0.975238746657783 MAPE: 0.0473822719008916"</w:t>
-      </w:r>
-      <w:r>
-        <w:br/>
-      </w:r>
-      <w:r>
-        <w:rPr>
-          <w:rStyle w:val="VerbatimChar"/>
-        </w:rPr>
-        <w:t xml:space="preserve">## [1] "t1 R2 test: 0.899126731940698 MAPE: 0.174430298840541"</w:t>
-      </w:r>
-      <w:r>
-        <w:br/>
-      </w:r>
-      <w:r>
-        <w:rPr>
-          <w:rStyle w:val="VerbatimChar"/>
-        </w:rPr>
-        <w:t xml:space="preserve">## [1] "t0 R2 test: 0.814744931528733 MAPE: 0.393381932389785"</w:t>
+        <w:t xml:space="preserve">## [1] "t4 R2 test: 0.405757275811666 MAPE: 0.179024483854769"</w:t>
+      </w:r>
+      <w:r>
+        <w:br/>
+      </w:r>
+      <w:r>
+        <w:rPr>
+          <w:rStyle w:val="VerbatimChar"/>
+        </w:rPr>
+        <w:t xml:space="preserve">## [1] "t3 R2 test: 0.930811621524251 MAPE: 0.0718386139926641"</w:t>
+      </w:r>
+      <w:r>
+        <w:br/>
+      </w:r>
+      <w:r>
+        <w:rPr>
+          <w:rStyle w:val="VerbatimChar"/>
+        </w:rPr>
+        <w:t xml:space="preserve">## [1] "t2 R2 test: 0.975238780896455 MAPE: 0.0473822139491327"</w:t>
+      </w:r>
+      <w:r>
+        <w:br/>
+      </w:r>
+      <w:r>
+        <w:rPr>
+          <w:rStyle w:val="VerbatimChar"/>
+        </w:rPr>
+        <w:t xml:space="preserve">## [1] "t1 R2 test: 0.899126824537048 MAPE: 0.174430196332433"</w:t>
+      </w:r>
+      <w:r>
+        <w:br/>
+      </w:r>
+      <w:r>
+        <w:rPr>
+          <w:rStyle w:val="VerbatimChar"/>
+        </w:rPr>
+        <w:t xml:space="preserve">## [1] "t0 R2 test: 0.814744824188603 MAPE: 0.39338189328347"</w:t>
       </w:r>
     </w:p>
     <w:p>
@@ -2587,7 +2587,7 @@
         <w:rPr>
           <w:rStyle w:val="VerbatimChar"/>
         </w:rPr>
-        <w:t xml:space="preserve">## [1] "Means R2 test: 0.805135921514531 MAPE: 0.173211498893666"</w:t>
+        <w:t xml:space="preserve">## [1] "Means R2 test: 0.805135865391605 MAPE: 0.173211480282494"</w:t>
       </w:r>
     </w:p>
     <w:bookmarkStart w:id="12" w:name="method"/>

--- a/examples/autoencoder/doc/14_autoenc_lstm_ed.docx
+++ b/examples/autoencoder/doc/14_autoenc_lstm_ed.docx
@@ -1749,7 +1749,7 @@
               <a:graphicData uri="http://schemas.openxmlformats.org/drawingml/2006/picture">
                 <pic:pic>
                   <pic:nvPicPr>
-                    <pic:cNvPr descr="C:\Git\dal\daltoolboxdp\examples\autoencoder\doc\14_autoenc_lstm_ed_files/22ec6e7a8f5352bb6adfe4c19ad46043e204aacf.png" id="11" name="Picture"/>
+                    <pic:cNvPr descr="/home/gpca/daltoolboxdp/examples/autoencoder/doc/14_autoenc_lstm_ed_files/4c9d1612fecf0de6b12fa22fc0bfe9681410c255.png" id="11" name="Picture"/>
                     <pic:cNvPicPr>
                       <a:picLocks noChangeArrowheads="1" noChangeAspect="1"/>
                     </pic:cNvPicPr>
@@ -1973,52 +1973,52 @@
         <w:rPr>
           <w:rStyle w:val="VerbatimChar"/>
         </w:rPr>
-        <w:t xml:space="preserve">## [1,] 0.8020369 0.8732356 0.8866001 0.8934109 0.8966113</w:t>
-      </w:r>
-      <w:r>
-        <w:br/>
-      </w:r>
-      <w:r>
-        <w:rPr>
-          <w:rStyle w:val="VerbatimChar"/>
-        </w:rPr>
-        <w:t xml:space="preserve">## [2,] 0.8457412 0.9154112 0.9294263 0.9367944 0.9402944</w:t>
-      </w:r>
-      <w:r>
-        <w:br/>
-      </w:r>
-      <w:r>
-        <w:rPr>
-          <w:rStyle w:val="VerbatimChar"/>
-        </w:rPr>
-        <w:t xml:space="preserve">## [3,] 0.8684114 0.9372982 0.9516782 0.9593308 0.9629779</w:t>
-      </w:r>
-      <w:r>
-        <w:br/>
-      </w:r>
-      <w:r>
-        <w:rPr>
-          <w:rStyle w:val="VerbatimChar"/>
-        </w:rPr>
-        <w:t xml:space="preserve">## [4,] 0.8730983 0.9418221 0.9562809 0.9639927 0.9676697</w:t>
-      </w:r>
-      <w:r>
-        <w:br/>
-      </w:r>
-      <w:r>
-        <w:rPr>
-          <w:rStyle w:val="VerbatimChar"/>
-        </w:rPr>
-        <w:t xml:space="preserve">## [5,] 0.8602504 0.9294081 0.9436601 0.9512156 0.9548118</w:t>
-      </w:r>
-      <w:r>
-        <w:br/>
-      </w:r>
-      <w:r>
-        <w:rPr>
-          <w:rStyle w:val="VerbatimChar"/>
-        </w:rPr>
-        <w:t xml:space="preserve">## [6,] 0.8273531 0.8976524 0.9113971 0.9185417 0.9219207</w:t>
+        <w:t xml:space="preserve">## [1,] 0.8020369 0.8732355 0.8866003 0.8934108 0.8966115</w:t>
+      </w:r>
+      <w:r>
+        <w:br/>
+      </w:r>
+      <w:r>
+        <w:rPr>
+          <w:rStyle w:val="VerbatimChar"/>
+        </w:rPr>
+        <w:t xml:space="preserve">## [2,] 0.8457412 0.9154114 0.9294263 0.9367943 0.9402944</w:t>
+      </w:r>
+      <w:r>
+        <w:br/>
+      </w:r>
+      <w:r>
+        <w:rPr>
+          <w:rStyle w:val="VerbatimChar"/>
+        </w:rPr>
+        <w:t xml:space="preserve">## [3,] 0.8684114 0.9372982 0.9516782 0.9593308 0.9629780</w:t>
+      </w:r>
+      <w:r>
+        <w:br/>
+      </w:r>
+      <w:r>
+        <w:rPr>
+          <w:rStyle w:val="VerbatimChar"/>
+        </w:rPr>
+        <w:t xml:space="preserve">## [4,] 0.8730984 0.9418222 0.9562809 0.9639927 0.9676696</w:t>
+      </w:r>
+      <w:r>
+        <w:br/>
+      </w:r>
+      <w:r>
+        <w:rPr>
+          <w:rStyle w:val="VerbatimChar"/>
+        </w:rPr>
+        <w:t xml:space="preserve">## [5,] 0.8602504 0.9294081 0.9436603 0.9512156 0.9548118</w:t>
+      </w:r>
+      <w:r>
+        <w:br/>
+      </w:r>
+      <w:r>
+        <w:rPr>
+          <w:rStyle w:val="VerbatimChar"/>
+        </w:rPr>
+        <w:t xml:space="preserve">## [6,] 0.8273532 0.8976525 0.9113972 0.9185417 0.9219207</w:t>
       </w:r>
     </w:p>
     <w:p>
@@ -2463,43 +2463,43 @@
         <w:rPr>
           <w:rStyle w:val="VerbatimChar"/>
         </w:rPr>
-        <w:t xml:space="preserve">## [1] "t4 R2 test: 0.405757275811666 MAPE: 0.179024483854769"</w:t>
-      </w:r>
-      <w:r>
-        <w:br/>
-      </w:r>
-      <w:r>
-        <w:rPr>
-          <w:rStyle w:val="VerbatimChar"/>
-        </w:rPr>
-        <w:t xml:space="preserve">## [1] "t3 R2 test: 0.930811621524251 MAPE: 0.0718386139926641"</w:t>
-      </w:r>
-      <w:r>
-        <w:br/>
-      </w:r>
-      <w:r>
-        <w:rPr>
-          <w:rStyle w:val="VerbatimChar"/>
-        </w:rPr>
-        <w:t xml:space="preserve">## [1] "t2 R2 test: 0.975238780896455 MAPE: 0.0473822139491327"</w:t>
-      </w:r>
-      <w:r>
-        <w:br/>
-      </w:r>
-      <w:r>
-        <w:rPr>
-          <w:rStyle w:val="VerbatimChar"/>
-        </w:rPr>
-        <w:t xml:space="preserve">## [1] "t1 R2 test: 0.899126824537048 MAPE: 0.174430196332433"</w:t>
-      </w:r>
-      <w:r>
-        <w:br/>
-      </w:r>
-      <w:r>
-        <w:rPr>
-          <w:rStyle w:val="VerbatimChar"/>
-        </w:rPr>
-        <w:t xml:space="preserve">## [1] "t0 R2 test: 0.814744824188603 MAPE: 0.39338189328347"</w:t>
+        <w:t xml:space="preserve">## [1] "t4 R2 test: 0.405757440553139 MAPE: 0.179024423267749"</w:t>
+      </w:r>
+      <w:r>
+        <w:br/>
+      </w:r>
+      <w:r>
+        <w:rPr>
+          <w:rStyle w:val="VerbatimChar"/>
+        </w:rPr>
+        <w:t xml:space="preserve">## [1] "t3 R2 test: 0.930811756892304 MAPE: 0.0718385680693624"</w:t>
+      </w:r>
+      <w:r>
+        <w:br/>
+      </w:r>
+      <w:r>
+        <w:rPr>
+          <w:rStyle w:val="VerbatimChar"/>
+        </w:rPr>
+        <w:t xml:space="preserve">## [1] "t2 R2 test: 0.975238746657783 MAPE: 0.0473822719008916"</w:t>
+      </w:r>
+      <w:r>
+        <w:br/>
+      </w:r>
+      <w:r>
+        <w:rPr>
+          <w:rStyle w:val="VerbatimChar"/>
+        </w:rPr>
+        <w:t xml:space="preserve">## [1] "t1 R2 test: 0.899126731940698 MAPE: 0.174430298840541"</w:t>
+      </w:r>
+      <w:r>
+        <w:br/>
+      </w:r>
+      <w:r>
+        <w:rPr>
+          <w:rStyle w:val="VerbatimChar"/>
+        </w:rPr>
+        <w:t xml:space="preserve">## [1] "t0 R2 test: 0.814744931528733 MAPE: 0.393381932389785"</w:t>
       </w:r>
     </w:p>
     <w:p>
@@ -2587,7 +2587,7 @@
         <w:rPr>
           <w:rStyle w:val="VerbatimChar"/>
         </w:rPr>
-        <w:t xml:space="preserve">## [1] "Means R2 test: 0.805135865391605 MAPE: 0.173211480282494"</w:t>
+        <w:t xml:space="preserve">## [1] "Means R2 test: 0.805135921514531 MAPE: 0.173211498893666"</w:t>
       </w:r>
     </w:p>
     <w:bookmarkStart w:id="12" w:name="method"/>
